--- a/Адаптивные технологии/2 практическая.docx
+++ b/Адаптивные технологии/2 практическая.docx
@@ -54,7 +54,7 @@
                           <a:blip r:embed="rId6" cstate="print">
                             <a:extLst>
                               <a:ext uri="{28A0092B-C50C-407E-A947-70E740481C1C}">
-                                <a14:useLocalDpi xmlns="" xmlns:wpc="http://schemas.microsoft.com/office/word/2010/wordprocessingCanvas" xmlns:mc="http://schemas.openxmlformats.org/markup-compatibility/2006" xmlns:o="urn:schemas-microsoft-com:office:office" xmlns:v="urn:schemas-microsoft-com:vml" xmlns:wp14="http://schemas.microsoft.com/office/word/2010/wordprocessingDrawing" xmlns:w10="urn:schemas-microsoft-com:office:word" xmlns:w="http://schemas.openxmlformats.org/wordprocessingml/2006/main" xmlns:w14="http://schemas.microsoft.com/office/word/2010/wordml" xmlns:wpg="http://schemas.microsoft.com/office/word/2010/wordprocessingGroup" xmlns:wpi="http://schemas.microsoft.com/office/word/2010/wordprocessingInk" xmlns:wps="http://schemas.microsoft.com/office/word/2010/wordprocessingShape" xmlns:a14="http://schemas.microsoft.com/office/drawing/2010/main" val="0"/>
+                                <a14:useLocalDpi xmlns:a14="http://schemas.microsoft.com/office/drawing/2010/main" xmlns:wps="http://schemas.microsoft.com/office/word/2010/wordprocessingShape" xmlns:wpi="http://schemas.microsoft.com/office/word/2010/wordprocessingInk" xmlns:wpg="http://schemas.microsoft.com/office/word/2010/wordprocessingGroup" xmlns:w14="http://schemas.microsoft.com/office/word/2010/wordml" xmlns:w="http://schemas.openxmlformats.org/wordprocessingml/2006/main" xmlns:w10="urn:schemas-microsoft-com:office:word" xmlns:wp14="http://schemas.microsoft.com/office/word/2010/wordprocessingDrawing" xmlns:v="urn:schemas-microsoft-com:vml" xmlns:o="urn:schemas-microsoft-com:office:office" xmlns:mc="http://schemas.openxmlformats.org/markup-compatibility/2006" xmlns:wpc="http://schemas.microsoft.com/office/word/2010/wordprocessingCanvas" xmlns="" val="0"/>
                               </a:ext>
                             </a:extLst>
                           </a:blip>
@@ -3245,9 +3245,9 @@
         </w:rPr>
         <w:drawing>
           <wp:inline distT="0" distB="0" distL="0" distR="0">
-            <wp:extent cx="5940425" cy="1098846"/>
-            <wp:effectExtent l="19050" t="0" r="3175" b="0"/>
-            <wp:docPr id="43" name="Рисунок 43"/>
+            <wp:extent cx="5539740" cy="7868285"/>
+            <wp:effectExtent l="19050" t="0" r="3810" b="0"/>
+            <wp:docPr id="6" name="Рисунок 1"/>
             <wp:cNvGraphicFramePr>
               <a:graphicFrameLocks xmlns:a="http://schemas.openxmlformats.org/drawingml/2006/main" noChangeAspect="1"/>
             </wp:cNvGraphicFramePr>
@@ -3255,7 +3255,7 @@
               <a:graphicData uri="http://schemas.openxmlformats.org/drawingml/2006/picture">
                 <pic:pic xmlns:pic="http://schemas.openxmlformats.org/drawingml/2006/picture">
                   <pic:nvPicPr>
-                    <pic:cNvPr id="0" name="Picture 43"/>
+                    <pic:cNvPr id="0" name="Picture 1"/>
                     <pic:cNvPicPr>
                       <a:picLocks noChangeAspect="1" noChangeArrowheads="1"/>
                     </pic:cNvPicPr>
@@ -3270,7 +3270,7 @@
                   <pic:spPr bwMode="auto">
                     <a:xfrm>
                       <a:off x="0" y="0"/>
-                      <a:ext cx="5940425" cy="1098846"/>
+                      <a:ext cx="5539740" cy="7868285"/>
                     </a:xfrm>
                     <a:prstGeom prst="rect">
                       <a:avLst/>
@@ -3296,6 +3296,7 @@
       </w:pPr>
       <w:bookmarkStart w:id="8" w:name="_Toc221132317"/>
       <w:r>
+        <w:lastRenderedPageBreak/>
         <w:t>Задание 5</w:t>
       </w:r>
       <w:bookmarkEnd w:id="8"/>
@@ -5116,7 +5117,7 @@
 </file>
 
 <file path=customXml/itemProps1.xml><?xml version="1.0" encoding="utf-8"?>
-<ds:datastoreItem xmlns:ds="http://schemas.openxmlformats.org/officeDocument/2006/customXml" ds:itemID="{38F84BCA-BC17-4CBA-B426-E26A04B81DEA}">
+<ds:datastoreItem xmlns:ds="http://schemas.openxmlformats.org/officeDocument/2006/customXml" ds:itemID="{A9E2E8CE-01FC-4B7B-9AFF-6D56A6146DA5}">
   <ds:schemaRefs>
     <ds:schemaRef ds:uri="http://schemas.openxmlformats.org/officeDocument/2006/bibliography"/>
   </ds:schemaRefs>
